--- a/PP-salygos/templates/sutartys/PPS_LT_SS3.docx
+++ b/PP-salygos/templates/sutartys/PPS_LT_SS3.docx
@@ -74,7 +74,7 @@
           <w:tab w:val="left" w:pos="567"/>
         </w:tabs>
         <w:spacing w:line="259" w:lineRule="auto"/>
-        <w:ind w:left="360"/>
+        <w:ind w:left="0" w:firstLine="0"/>
         <w:jc w:val="both"/>
         <w:rPr>
           <w:rFonts w:ascii="Arial" w:hAnsi="Arial" w:cs="Arial"/>
